--- a/semana_05/Diagnostico_Semanal_Ventas.docx
+++ b/semana_05/Diagnostico_Semanal_Ventas.docx
@@ -4,28 +4,34 @@
   <w:body>
     <w:p>
       <w:pPr>
-        <w:spacing w:after="20"/>
         <w:jc w:val="center"/>
+        <w:rPr>
+          <w:lang w:val="es-CR"/>
+        </w:rPr>
       </w:pPr>
       <w:r>
         <w:rPr>
           <w:b/>
           <w:color w:val="004F59"/>
-          <w:sz w:val="24"/>
+          <w:sz w:val="28"/>
+          <w:lang w:val="es-CR"/>
         </w:rPr>
         <w:t>UNIVERSIDAD METROPOLITANA CASTRO CARAZO</w:t>
       </w:r>
     </w:p>
     <w:p>
       <w:pPr>
-        <w:spacing w:after="100"/>
         <w:jc w:val="center"/>
+        <w:rPr>
+          <w:lang w:val="es-CR"/>
+        </w:rPr>
       </w:pPr>
       <w:r>
         <w:rPr>
           <w:b/>
           <w:color w:val="003B2F"/>
-          <w:sz w:val="20"/>
+          <w:sz w:val="22"/>
+          <w:lang w:val="es-CR"/>
         </w:rPr>
         <w:t>FACULTAD DE INFORMÁTICA</w:t>
       </w:r>
@@ -37,78 +43,66 @@
         <w:tblLook w:val="04A0" w:firstRow="1" w:lastRow="0" w:firstColumn="1" w:lastColumn="0" w:noHBand="0" w:noVBand="1"/>
       </w:tblPr>
       <w:tblGrid>
-        <w:gridCol w:w="10454"/>
-        <w:gridCol w:w="42"/>
+        <w:gridCol w:w="10359"/>
       </w:tblGrid>
       <w:tr>
         <w:trPr>
-          <w:gridAfter w:val="1"/>
-          <w:wAfter w:w="42" w:type="dxa"/>
+          <w:trHeight w:val="1338"/>
           <w:jc w:val="center"/>
         </w:trPr>
         <w:tc>
           <w:tcPr>
-            <w:tcW w:w="10454" w:type="dxa"/>
-            <w:tcBorders>
-              <w:top w:val="single" w:sz="0" w:space="0" w:color="004F59"/>
-              <w:left w:val="single" w:sz="0" w:space="0" w:color="004F59"/>
-              <w:bottom w:val="single" w:sz="0" w:space="0" w:color="004F59"/>
-              <w:right w:val="single" w:sz="0" w:space="0" w:color="004F59"/>
-            </w:tcBorders>
+            <w:tcW w:w="10359" w:type="dxa"/>
             <w:shd w:val="clear" w:color="auto" w:fill="004F59"/>
-            <w:tcMar>
-              <w:top w:w="130" w:type="dxa"/>
-              <w:left w:w="150" w:type="dxa"/>
-              <w:bottom w:w="130" w:type="dxa"/>
-              <w:right w:w="150" w:type="dxa"/>
-            </w:tcMar>
+            <w:vAlign w:val="center"/>
           </w:tcPr>
           <w:p>
             <w:pPr>
-              <w:spacing w:after="40"/>
               <w:jc w:val="center"/>
+              <w:rPr>
+                <w:b/>
+                <w:bCs/>
+                <w:color w:val="FFFFFF"/>
+                <w:sz w:val="24"/>
+                <w:lang w:val="es-CR"/>
+              </w:rPr>
             </w:pPr>
             <w:r>
               <w:rPr>
                 <w:b/>
-                <w:color w:val="B7E778"/>
+                <w:color w:val="FFFFFF"/>
+                <w:sz w:val="24"/>
+                <w:lang w:val="es-CR"/>
               </w:rPr>
-              <w:t>PLANTILLA DE ENTREGA · SEMANA 4</w:t>
+              <w:t xml:space="preserve">FUNDAMENTOS DE PYTHON | </w:t>
+            </w:r>
+            <w:r>
+              <w:rPr>
+                <w:b/>
+                <w:bCs/>
+                <w:color w:val="FFFFFF"/>
+                <w:sz w:val="24"/>
+                <w:lang w:val="es-CR"/>
+              </w:rPr>
+              <w:t>PROGRAMACIÓN</w:t>
             </w:r>
             <w:r>
               <w:rPr>
                 <w:b/>
                 <w:color w:val="FFFFFF"/>
-                <w:sz w:val="36"/>
+                <w:sz w:val="24"/>
+                <w:lang w:val="es-CR"/>
               </w:rPr>
               <w:br/>
-              <w:t>Segundo análisis de casos</w:t>
             </w:r>
-          </w:p>
-        </w:tc>
-      </w:tr>
-      <w:tr>
-        <w:trPr>
-          <w:jc w:val="center"/>
-        </w:trPr>
-        <w:tc>
-          <w:tcPr>
-            <w:tcW w:w="10454" w:type="dxa"/>
-            <w:gridSpan w:val="2"/>
-            <w:tcBorders>
-              <w:top w:val="single" w:sz="0" w:space="0" w:color="78BE21"/>
-              <w:left w:val="single" w:sz="0" w:space="0" w:color="78BE21"/>
-              <w:bottom w:val="single" w:sz="0" w:space="0" w:color="78BE21"/>
-              <w:right w:val="single" w:sz="0" w:space="0" w:color="78BE21"/>
-            </w:tcBorders>
-            <w:shd w:val="clear" w:color="auto" w:fill="78BE21"/>
-          </w:tcPr>
-          <w:p>
-            <w:pPr>
-              <w:spacing w:after="0"/>
-            </w:pPr>
             <w:r>
-              <w:t xml:space="preserve"> </w:t>
+              <w:rPr>
+                <w:b/>
+                <w:color w:val="FFFFFF"/>
+                <w:sz w:val="32"/>
+                <w:lang w:val="es-CR"/>
+              </w:rPr>
+              <w:t>SEMANA 5 — ENTREGA DEL ENLACE PÚBLICO DE GITHUB</w:t>
             </w:r>
           </w:p>
         </w:tc>
@@ -116,18 +110,21 @@
     </w:tbl>
     <w:p>
       <w:pPr>
-        <w:spacing w:after="0"/>
+        <w:rPr>
+          <w:lang w:val="es-CR"/>
+        </w:rPr>
       </w:pPr>
     </w:p>
     <w:tbl>
       <w:tblPr>
-        <w:tblW w:w="5000" w:type="pct"/>
+        <w:tblW w:w="0" w:type="auto"/>
         <w:jc w:val="center"/>
+        <w:tblLayout w:type="fixed"/>
         <w:tblLook w:val="04A0" w:firstRow="1" w:lastRow="0" w:firstColumn="1" w:lastColumn="0" w:noHBand="0" w:noVBand="1"/>
       </w:tblPr>
       <w:tblGrid>
-        <w:gridCol w:w="3209"/>
-        <w:gridCol w:w="7425"/>
+        <w:gridCol w:w="5112"/>
+        <w:gridCol w:w="5112"/>
       </w:tblGrid>
       <w:tr>
         <w:trPr>
@@ -135,129 +132,69 @@
         </w:trPr>
         <w:tc>
           <w:tcPr>
-            <w:tcW w:w="1509" w:type="pct"/>
+            <w:tcW w:w="5112" w:type="dxa"/>
             <w:tcBorders>
-              <w:top w:val="single" w:sz="5" w:space="0" w:color="9CC3C6"/>
-              <w:left w:val="single" w:sz="5" w:space="0" w:color="9CC3C6"/>
-              <w:bottom w:val="single" w:sz="5" w:space="0" w:color="9CC3C6"/>
-              <w:right w:val="single" w:sz="5" w:space="0" w:color="9CC3C6"/>
-            </w:tcBorders>
-            <w:shd w:val="clear" w:color="auto" w:fill="004F59"/>
-            <w:tcMar>
-              <w:top w:w="75" w:type="dxa"/>
-              <w:left w:w="90" w:type="dxa"/>
-              <w:bottom w:w="75" w:type="dxa"/>
-              <w:right w:w="90" w:type="dxa"/>
-            </w:tcMar>
-          </w:tcPr>
-          <w:p>
-            <w:r>
-              <w:rPr>
-                <w:b/>
-                <w:color w:val="FFFFFF"/>
-              </w:rPr>
-              <w:t>Dato</w:t>
-            </w:r>
-          </w:p>
-        </w:tc>
-        <w:tc>
-          <w:tcPr>
-            <w:tcW w:w="3491" w:type="pct"/>
-            <w:tcBorders>
-              <w:top w:val="single" w:sz="5" w:space="0" w:color="9CC3C6"/>
-              <w:left w:val="single" w:sz="5" w:space="0" w:color="9CC3C6"/>
-              <w:bottom w:val="single" w:sz="5" w:space="0" w:color="9CC3C6"/>
-              <w:right w:val="single" w:sz="5" w:space="0" w:color="9CC3C6"/>
-            </w:tcBorders>
-            <w:shd w:val="clear" w:color="auto" w:fill="004F59"/>
-            <w:tcMar>
-              <w:top w:w="75" w:type="dxa"/>
-              <w:left w:w="90" w:type="dxa"/>
-              <w:bottom w:w="75" w:type="dxa"/>
-              <w:right w:w="90" w:type="dxa"/>
-            </w:tcMar>
-          </w:tcPr>
-          <w:p>
-            <w:r>
-              <w:rPr>
-                <w:b/>
-                <w:color w:val="FFFFFF"/>
-              </w:rPr>
-              <w:t>Respuesta</w:t>
-            </w:r>
-          </w:p>
-        </w:tc>
-      </w:tr>
-      <w:tr>
-        <w:trPr>
-          <w:jc w:val="center"/>
-        </w:trPr>
-        <w:tc>
-          <w:tcPr>
-            <w:tcW w:w="1509" w:type="pct"/>
-            <w:tcBorders>
-              <w:top w:val="single" w:sz="5" w:space="0" w:color="9CC3C6"/>
-              <w:left w:val="single" w:sz="5" w:space="0" w:color="9CC3C6"/>
-              <w:bottom w:val="single" w:sz="5" w:space="0" w:color="9CC3C6"/>
-              <w:right w:val="single" w:sz="5" w:space="0" w:color="9CC3C6"/>
+              <w:top w:val="single" w:sz="6" w:space="0" w:color="8FB7BB"/>
+              <w:left w:val="single" w:sz="6" w:space="0" w:color="8FB7BB"/>
+              <w:bottom w:val="single" w:sz="6" w:space="0" w:color="8FB7BB"/>
+              <w:right w:val="single" w:sz="6" w:space="0" w:color="8FB7BB"/>
             </w:tcBorders>
             <w:shd w:val="clear" w:color="auto" w:fill="EAF5F6"/>
-            <w:tcMar>
-              <w:top w:w="75" w:type="dxa"/>
-              <w:left w:w="90" w:type="dxa"/>
-              <w:bottom w:w="75" w:type="dxa"/>
-              <w:right w:w="90" w:type="dxa"/>
-            </w:tcMar>
             <w:vAlign w:val="center"/>
           </w:tcPr>
           <w:p>
             <w:pPr>
-              <w:spacing w:after="0"/>
+              <w:rPr>
+                <w:sz w:val="24"/>
+                <w:szCs w:val="24"/>
+              </w:rPr>
             </w:pPr>
             <w:r>
               <w:rPr>
                 <w:b/>
                 <w:color w:val="004F59"/>
-                <w:sz w:val="18"/>
+                <w:sz w:val="24"/>
+                <w:szCs w:val="24"/>
               </w:rPr>
-              <w:t xml:space="preserve">Nombre </w:t>
+              <w:t xml:space="preserve">Nombre del </w:t>
             </w:r>
+            <w:proofErr w:type="spellStart"/>
             <w:r>
               <w:rPr>
                 <w:b/>
                 <w:color w:val="004F59"/>
-                <w:sz w:val="18"/>
+                <w:sz w:val="24"/>
+                <w:szCs w:val="24"/>
               </w:rPr>
-              <w:t>Completo:</w:t>
+              <w:t>estudiante</w:t>
             </w:r>
+            <w:proofErr w:type="spellEnd"/>
           </w:p>
         </w:tc>
         <w:tc>
           <w:tcPr>
-            <w:tcW w:w="3491" w:type="pct"/>
+            <w:tcW w:w="5112" w:type="dxa"/>
             <w:tcBorders>
-              <w:top w:val="single" w:sz="5" w:space="0" w:color="9CC3C6"/>
-              <w:left w:val="single" w:sz="5" w:space="0" w:color="9CC3C6"/>
-              <w:bottom w:val="single" w:sz="5" w:space="0" w:color="9CC3C6"/>
-              <w:right w:val="single" w:sz="5" w:space="0" w:color="9CC3C6"/>
+              <w:top w:val="single" w:sz="6" w:space="0" w:color="8FB7BB"/>
+              <w:left w:val="single" w:sz="6" w:space="0" w:color="8FB7BB"/>
+              <w:bottom w:val="single" w:sz="6" w:space="0" w:color="8FB7BB"/>
+              <w:right w:val="single" w:sz="6" w:space="0" w:color="8FB7BB"/>
             </w:tcBorders>
-            <w:tcMar>
-              <w:top w:w="75" w:type="dxa"/>
-              <w:left w:w="90" w:type="dxa"/>
-              <w:bottom w:w="75" w:type="dxa"/>
-              <w:right w:w="90" w:type="dxa"/>
-            </w:tcMar>
             <w:vAlign w:val="center"/>
           </w:tcPr>
           <w:p>
             <w:pPr>
-              <w:spacing w:after="0"/>
+              <w:rPr>
+                <w:sz w:val="24"/>
+                <w:szCs w:val="24"/>
+              </w:rPr>
             </w:pPr>
             <w:r>
               <w:rPr>
                 <w:i/>
                 <w:color w:val="666666"/>
-                <w:sz w:val="18"/>
+                <w:sz w:val="24"/>
+                <w:szCs w:val="24"/>
               </w:rPr>
               <w:t>Daniel Martínez Mora</w:t>
             </w:r>
@@ -270,64 +207,60 @@
         </w:trPr>
         <w:tc>
           <w:tcPr>
-            <w:tcW w:w="1509" w:type="pct"/>
+            <w:tcW w:w="5112" w:type="dxa"/>
             <w:tcBorders>
-              <w:top w:val="single" w:sz="5" w:space="0" w:color="9CC3C6"/>
-              <w:left w:val="single" w:sz="5" w:space="0" w:color="9CC3C6"/>
-              <w:bottom w:val="single" w:sz="5" w:space="0" w:color="9CC3C6"/>
-              <w:right w:val="single" w:sz="5" w:space="0" w:color="9CC3C6"/>
+              <w:top w:val="single" w:sz="6" w:space="0" w:color="8FB7BB"/>
+              <w:left w:val="single" w:sz="6" w:space="0" w:color="8FB7BB"/>
+              <w:bottom w:val="single" w:sz="6" w:space="0" w:color="8FB7BB"/>
+              <w:right w:val="single" w:sz="6" w:space="0" w:color="8FB7BB"/>
             </w:tcBorders>
             <w:shd w:val="clear" w:color="auto" w:fill="EAF5F6"/>
-            <w:tcMar>
-              <w:top w:w="75" w:type="dxa"/>
-              <w:left w:w="90" w:type="dxa"/>
-              <w:bottom w:w="75" w:type="dxa"/>
-              <w:right w:w="90" w:type="dxa"/>
-            </w:tcMar>
             <w:vAlign w:val="center"/>
           </w:tcPr>
           <w:p>
             <w:pPr>
-              <w:spacing w:after="0"/>
+              <w:rPr>
+                <w:sz w:val="24"/>
+                <w:szCs w:val="24"/>
+              </w:rPr>
             </w:pPr>
             <w:r>
               <w:rPr>
                 <w:b/>
                 <w:color w:val="004F59"/>
-                <w:sz w:val="18"/>
+                <w:sz w:val="24"/>
+                <w:szCs w:val="24"/>
               </w:rPr>
-              <w:t>Grupo y fecha</w:t>
+              <w:t>Grupo</w:t>
             </w:r>
           </w:p>
         </w:tc>
         <w:tc>
           <w:tcPr>
-            <w:tcW w:w="3491" w:type="pct"/>
+            <w:tcW w:w="5112" w:type="dxa"/>
             <w:tcBorders>
-              <w:top w:val="single" w:sz="5" w:space="0" w:color="9CC3C6"/>
-              <w:left w:val="single" w:sz="5" w:space="0" w:color="9CC3C6"/>
-              <w:bottom w:val="single" w:sz="5" w:space="0" w:color="9CC3C6"/>
-              <w:right w:val="single" w:sz="5" w:space="0" w:color="9CC3C6"/>
+              <w:top w:val="single" w:sz="6" w:space="0" w:color="8FB7BB"/>
+              <w:left w:val="single" w:sz="6" w:space="0" w:color="8FB7BB"/>
+              <w:bottom w:val="single" w:sz="6" w:space="0" w:color="8FB7BB"/>
+              <w:right w:val="single" w:sz="6" w:space="0" w:color="8FB7BB"/>
             </w:tcBorders>
-            <w:tcMar>
-              <w:top w:w="75" w:type="dxa"/>
-              <w:left w:w="90" w:type="dxa"/>
-              <w:bottom w:w="75" w:type="dxa"/>
-              <w:right w:w="90" w:type="dxa"/>
-            </w:tcMar>
             <w:vAlign w:val="center"/>
           </w:tcPr>
           <w:p>
             <w:pPr>
-              <w:spacing w:after="0"/>
+              <w:rPr>
+                <w:sz w:val="24"/>
+                <w:szCs w:val="24"/>
+              </w:rPr>
             </w:pPr>
             <w:r>
               <w:rPr>
                 <w:i/>
                 <w:color w:val="666666"/>
-                <w:sz w:val="18"/>
+                <w:sz w:val="24"/>
+                <w:szCs w:val="24"/>
               </w:rPr>
-              <w:t>Grupo 3 (Martes)</w:t>
+              <w:t>Grupo Tres – Martes</w:t>
             </w:r>
           </w:p>
         </w:tc>
@@ -338,273 +271,102 @@
         </w:trPr>
         <w:tc>
           <w:tcPr>
-            <w:tcW w:w="1509" w:type="pct"/>
+            <w:tcW w:w="5112" w:type="dxa"/>
             <w:tcBorders>
-              <w:top w:val="single" w:sz="5" w:space="0" w:color="9CC3C6"/>
-              <w:left w:val="single" w:sz="5" w:space="0" w:color="9CC3C6"/>
-              <w:bottom w:val="single" w:sz="5" w:space="0" w:color="9CC3C6"/>
-              <w:right w:val="single" w:sz="5" w:space="0" w:color="9CC3C6"/>
+              <w:top w:val="single" w:sz="6" w:space="0" w:color="8FB7BB"/>
+              <w:left w:val="single" w:sz="6" w:space="0" w:color="8FB7BB"/>
+              <w:bottom w:val="single" w:sz="6" w:space="0" w:color="8FB7BB"/>
+              <w:right w:val="single" w:sz="6" w:space="0" w:color="8FB7BB"/>
             </w:tcBorders>
             <w:shd w:val="clear" w:color="auto" w:fill="EAF5F6"/>
-            <w:tcMar>
-              <w:top w:w="75" w:type="dxa"/>
-              <w:left w:w="90" w:type="dxa"/>
-              <w:bottom w:w="75" w:type="dxa"/>
-              <w:right w:w="90" w:type="dxa"/>
-            </w:tcMar>
             <w:vAlign w:val="center"/>
           </w:tcPr>
           <w:p>
             <w:pPr>
-              <w:spacing w:after="0"/>
+              <w:rPr>
+                <w:sz w:val="24"/>
+                <w:szCs w:val="24"/>
+              </w:rPr>
             </w:pPr>
+            <w:proofErr w:type="spellStart"/>
             <w:r>
               <w:rPr>
                 <w:b/>
                 <w:color w:val="004F59"/>
-                <w:sz w:val="18"/>
+                <w:sz w:val="24"/>
+                <w:szCs w:val="24"/>
               </w:rPr>
-              <w:t>Enlace público de Colab</w:t>
+              <w:t>Fecha</w:t>
             </w:r>
+            <w:proofErr w:type="spellEnd"/>
+            <w:r>
+              <w:rPr>
+                <w:b/>
+                <w:color w:val="004F59"/>
+                <w:sz w:val="24"/>
+                <w:szCs w:val="24"/>
+              </w:rPr>
+              <w:t xml:space="preserve"> de </w:t>
+            </w:r>
+            <w:proofErr w:type="spellStart"/>
+            <w:r>
+              <w:rPr>
+                <w:b/>
+                <w:color w:val="004F59"/>
+                <w:sz w:val="24"/>
+                <w:szCs w:val="24"/>
+              </w:rPr>
+              <w:t>entrega</w:t>
+            </w:r>
+            <w:proofErr w:type="spellEnd"/>
           </w:p>
         </w:tc>
         <w:tc>
           <w:tcPr>
-            <w:tcW w:w="3491" w:type="pct"/>
+            <w:tcW w:w="5112" w:type="dxa"/>
             <w:tcBorders>
-              <w:top w:val="single" w:sz="5" w:space="0" w:color="9CC3C6"/>
-              <w:left w:val="single" w:sz="5" w:space="0" w:color="9CC3C6"/>
-              <w:bottom w:val="single" w:sz="5" w:space="0" w:color="9CC3C6"/>
-              <w:right w:val="single" w:sz="5" w:space="0" w:color="9CC3C6"/>
+              <w:top w:val="single" w:sz="6" w:space="0" w:color="8FB7BB"/>
+              <w:left w:val="single" w:sz="6" w:space="0" w:color="8FB7BB"/>
+              <w:bottom w:val="single" w:sz="6" w:space="0" w:color="8FB7BB"/>
+              <w:right w:val="single" w:sz="6" w:space="0" w:color="8FB7BB"/>
             </w:tcBorders>
-            <w:tcMar>
-              <w:top w:w="75" w:type="dxa"/>
-              <w:left w:w="90" w:type="dxa"/>
-              <w:bottom w:w="75" w:type="dxa"/>
-              <w:right w:w="90" w:type="dxa"/>
-            </w:tcMar>
             <w:vAlign w:val="center"/>
           </w:tcPr>
           <w:p>
             <w:pPr>
-              <w:spacing w:after="0"/>
+              <w:rPr>
+                <w:sz w:val="24"/>
+                <w:szCs w:val="24"/>
+              </w:rPr>
+            </w:pPr>
+            <w:r>
               <w:rPr>
                 <w:i/>
                 <w:color w:val="666666"/>
-                <w:sz w:val="18"/>
+                <w:sz w:val="24"/>
+                <w:szCs w:val="24"/>
               </w:rPr>
-            </w:pPr>
-          </w:p>
-          <w:p>
-            <w:pPr>
-              <w:spacing w:after="0"/>
+              <w:t xml:space="preserve">13 </w:t>
+            </w:r>
+            <w:proofErr w:type="spellStart"/>
+            <w:r>
               <w:rPr>
                 <w:i/>
                 <w:color w:val="666666"/>
-                <w:sz w:val="18"/>
+                <w:sz w:val="24"/>
+                <w:szCs w:val="24"/>
               </w:rPr>
-            </w:pPr>
-            <w:hyperlink r:id="rId8" w:history="1">
-              <w:r>
-                <w:rPr>
-                  <w:rStyle w:val="Hipervnculo"/>
-                  <w:i/>
-                  <w:sz w:val="18"/>
-                </w:rPr>
-                <w:t>https://colab.research.google.com/drive/1YRoM_cLFFw5xhTtKliBtK-6sBUjOeece?usp=sharing</w:t>
-              </w:r>
-            </w:hyperlink>
-          </w:p>
-          <w:p>
-            <w:pPr>
-              <w:spacing w:after="0"/>
+              <w:t>Octubre</w:t>
+            </w:r>
+            <w:proofErr w:type="spellEnd"/>
+            <w:r>
               <w:rPr>
                 <w:i/>
                 <w:color w:val="666666"/>
-                <w:sz w:val="18"/>
+                <w:sz w:val="24"/>
+                <w:szCs w:val="24"/>
               </w:rPr>
-            </w:pPr>
-          </w:p>
-        </w:tc>
-      </w:tr>
-      <w:tr>
-        <w:trPr>
-          <w:jc w:val="center"/>
-        </w:trPr>
-        <w:tc>
-          <w:tcPr>
-            <w:tcW w:w="1509" w:type="pct"/>
-            <w:tcBorders>
-              <w:top w:val="single" w:sz="5" w:space="0" w:color="9CC3C6"/>
-              <w:left w:val="single" w:sz="5" w:space="0" w:color="9CC3C6"/>
-              <w:bottom w:val="single" w:sz="5" w:space="0" w:color="9CC3C6"/>
-              <w:right w:val="single" w:sz="5" w:space="0" w:color="9CC3C6"/>
-            </w:tcBorders>
-            <w:shd w:val="clear" w:color="auto" w:fill="EAF5F6"/>
-            <w:tcMar>
-              <w:top w:w="75" w:type="dxa"/>
-              <w:left w:w="90" w:type="dxa"/>
-              <w:bottom w:w="75" w:type="dxa"/>
-              <w:right w:w="90" w:type="dxa"/>
-            </w:tcMar>
-            <w:vAlign w:val="center"/>
-          </w:tcPr>
-          <w:p>
-            <w:pPr>
-              <w:spacing w:after="0"/>
-            </w:pPr>
-            <w:r>
-              <w:rPr>
-                <w:b/>
-                <w:color w:val="004F59"/>
-                <w:sz w:val="18"/>
-              </w:rPr>
-              <w:t>Enlace del repositorio</w:t>
-            </w:r>
-          </w:p>
-        </w:tc>
-        <w:tc>
-          <w:tcPr>
-            <w:tcW w:w="3491" w:type="pct"/>
-            <w:tcBorders>
-              <w:top w:val="single" w:sz="5" w:space="0" w:color="9CC3C6"/>
-              <w:left w:val="single" w:sz="5" w:space="0" w:color="9CC3C6"/>
-              <w:bottom w:val="single" w:sz="5" w:space="0" w:color="9CC3C6"/>
-              <w:right w:val="single" w:sz="5" w:space="0" w:color="9CC3C6"/>
-            </w:tcBorders>
-            <w:tcMar>
-              <w:top w:w="75" w:type="dxa"/>
-              <w:left w:w="90" w:type="dxa"/>
-              <w:bottom w:w="75" w:type="dxa"/>
-              <w:right w:w="90" w:type="dxa"/>
-            </w:tcMar>
-            <w:vAlign w:val="center"/>
-          </w:tcPr>
-          <w:p>
-            <w:pPr>
-              <w:spacing w:after="0"/>
-            </w:pPr>
-            <w:hyperlink r:id="rId9" w:history="1">
-              <w:r>
-                <w:rPr>
-                  <w:rStyle w:val="Hipervnculo"/>
-                </w:rPr>
-                <w:t>https://github.com/DanesMM/Programacion-2026</w:t>
-              </w:r>
-            </w:hyperlink>
-          </w:p>
-        </w:tc>
-      </w:tr>
-      <w:tr>
-        <w:trPr>
-          <w:jc w:val="center"/>
-        </w:trPr>
-        <w:tc>
-          <w:tcPr>
-            <w:tcW w:w="1509" w:type="pct"/>
-            <w:tcBorders>
-              <w:top w:val="single" w:sz="5" w:space="0" w:color="9CC3C6"/>
-              <w:left w:val="single" w:sz="5" w:space="0" w:color="9CC3C6"/>
-              <w:bottom w:val="single" w:sz="5" w:space="0" w:color="9CC3C6"/>
-              <w:right w:val="single" w:sz="5" w:space="0" w:color="9CC3C6"/>
-            </w:tcBorders>
-            <w:shd w:val="clear" w:color="auto" w:fill="EAF5F6"/>
-            <w:tcMar>
-              <w:top w:w="75" w:type="dxa"/>
-              <w:left w:w="90" w:type="dxa"/>
-              <w:bottom w:w="75" w:type="dxa"/>
-              <w:right w:w="90" w:type="dxa"/>
-            </w:tcMar>
-            <w:vAlign w:val="center"/>
-          </w:tcPr>
-          <w:p>
-            <w:pPr>
-              <w:spacing w:after="0"/>
-            </w:pPr>
-            <w:r>
-              <w:rPr>
-                <w:b/>
-                <w:color w:val="004F59"/>
-                <w:sz w:val="18"/>
-              </w:rPr>
-              <w:t>Ruta en GitHub</w:t>
-            </w:r>
-          </w:p>
-        </w:tc>
-        <w:tc>
-          <w:tcPr>
-            <w:tcW w:w="3491" w:type="pct"/>
-            <w:tcBorders>
-              <w:top w:val="single" w:sz="5" w:space="0" w:color="9CC3C6"/>
-              <w:left w:val="single" w:sz="5" w:space="0" w:color="9CC3C6"/>
-              <w:bottom w:val="single" w:sz="5" w:space="0" w:color="9CC3C6"/>
-              <w:right w:val="single" w:sz="5" w:space="0" w:color="9CC3C6"/>
-            </w:tcBorders>
-            <w:tcMar>
-              <w:top w:w="75" w:type="dxa"/>
-              <w:left w:w="90" w:type="dxa"/>
-              <w:bottom w:w="75" w:type="dxa"/>
-              <w:right w:w="90" w:type="dxa"/>
-            </w:tcMar>
-            <w:vAlign w:val="center"/>
-          </w:tcPr>
-          <w:p>
-            <w:pPr>
-              <w:spacing w:after="0"/>
-            </w:pPr>
-            <w:r>
-              <w:rPr>
-                <w:rFonts w:ascii="Consolas" w:hAnsi="Consolas"/>
-                <w:b/>
-                <w:color w:val="003B2F"/>
-                <w:sz w:val="18"/>
-              </w:rPr>
-              <w:t>Programacion 2026/</w:t>
-            </w:r>
-            <w:r>
-              <w:rPr>
-                <w:rFonts w:ascii="Consolas" w:hAnsi="Consolas"/>
-                <w:b/>
-                <w:color w:val="003B2F"/>
-                <w:sz w:val="18"/>
-              </w:rPr>
-              <w:t>Semana</w:t>
-            </w:r>
-            <w:r>
-              <w:rPr>
-                <w:rFonts w:ascii="Consolas" w:hAnsi="Consolas"/>
-                <w:b/>
-                <w:color w:val="003B2F"/>
-                <w:sz w:val="18"/>
-              </w:rPr>
-              <w:t>_</w:t>
-            </w:r>
-            <w:r>
-              <w:rPr>
-                <w:rFonts w:ascii="Consolas" w:hAnsi="Consolas"/>
-                <w:b/>
-                <w:color w:val="003B2F"/>
-                <w:sz w:val="18"/>
-              </w:rPr>
-              <w:t>04/</w:t>
-            </w:r>
-            <w:r>
-              <w:rPr>
-                <w:rFonts w:ascii="Consolas" w:hAnsi="Consolas"/>
-                <w:b/>
-                <w:color w:val="003B2F"/>
-                <w:sz w:val="18"/>
-              </w:rPr>
-              <w:t>Daniel_Martínez_Segundo_análisis_de_casos_–_Fundamentos_de_Python</w:t>
-            </w:r>
-            <w:r>
-              <w:rPr>
-                <w:rFonts w:ascii="Consolas" w:hAnsi="Consolas"/>
-                <w:b/>
-                <w:color w:val="003B2F"/>
-                <w:sz w:val="18"/>
-              </w:rPr>
-              <w:t>/</w:t>
+              <w:t xml:space="preserve"> 2026</w:t>
             </w:r>
           </w:p>
         </w:tc>
@@ -612,35 +374,20 @@
     </w:tbl>
     <w:p>
       <w:pPr>
-        <w:spacing w:before="160" w:after="80"/>
+        <w:rPr>
+          <w:sz w:val="24"/>
+          <w:szCs w:val="24"/>
+        </w:rPr>
       </w:pPr>
-      <w:r>
-        <w:rPr>
-          <w:b/>
-          <w:color w:val="003B2F"/>
-          <w:sz w:val="24"/>
-        </w:rPr>
-        <w:t>Evidencias adjuntas</w:t>
-      </w:r>
-      <w:r>
-        <w:rPr>
-          <w:b/>
-          <w:color w:val="003B2F"/>
-          <w:sz w:val="24"/>
-        </w:rPr>
-        <w:t xml:space="preserve"> 2 opciones</w:t>
-      </w:r>
     </w:p>
     <w:tbl>
       <w:tblPr>
-        <w:tblW w:w="5000" w:type="pct"/>
+        <w:tblW w:w="0" w:type="auto"/>
         <w:jc w:val="center"/>
         <w:tblLook w:val="04A0" w:firstRow="1" w:lastRow="0" w:firstColumn="1" w:lastColumn="0" w:noHBand="0" w:noVBand="1"/>
       </w:tblPr>
       <w:tblGrid>
-        <w:gridCol w:w="2851"/>
-        <w:gridCol w:w="4946"/>
-        <w:gridCol w:w="2817"/>
+        <w:gridCol w:w="10224"/>
       </w:tblGrid>
       <w:tr>
         <w:trPr>
@@ -648,270 +395,50 @@
         </w:trPr>
         <w:tc>
           <w:tcPr>
-            <w:tcW w:w="1343" w:type="pct"/>
+            <w:tcW w:w="10224" w:type="dxa"/>
             <w:tcBorders>
-              <w:top w:val="single" w:sz="5" w:space="0" w:color="9CC3C6"/>
-              <w:left w:val="single" w:sz="5" w:space="0" w:color="9CC3C6"/>
-              <w:bottom w:val="single" w:sz="5" w:space="0" w:color="9CC3C6"/>
-              <w:right w:val="single" w:sz="5" w:space="0" w:color="9CC3C6"/>
+              <w:top w:val="single" w:sz="8" w:space="0" w:color="D6B656"/>
+              <w:left w:val="single" w:sz="8" w:space="0" w:color="D6B656"/>
+              <w:bottom w:val="single" w:sz="8" w:space="0" w:color="D6B656"/>
+              <w:right w:val="single" w:sz="8" w:space="0" w:color="D6B656"/>
             </w:tcBorders>
-            <w:shd w:val="clear" w:color="auto" w:fill="004F59"/>
-            <w:tcMar>
-              <w:top w:w="70" w:type="dxa"/>
-              <w:left w:w="80" w:type="dxa"/>
-              <w:bottom w:w="70" w:type="dxa"/>
-              <w:right w:w="80" w:type="dxa"/>
-            </w:tcMar>
-          </w:tcPr>
-          <w:p>
-            <w:r>
-              <w:rPr>
-                <w:b/>
-                <w:color w:val="FFFFFF"/>
-                <w:sz w:val="18"/>
-              </w:rPr>
-              <w:t>Archivo</w:t>
-            </w:r>
-          </w:p>
-        </w:tc>
-        <w:tc>
-          <w:tcPr>
-            <w:tcW w:w="2330" w:type="pct"/>
-            <w:tcBorders>
-              <w:top w:val="single" w:sz="5" w:space="0" w:color="9CC3C6"/>
-              <w:left w:val="single" w:sz="5" w:space="0" w:color="9CC3C6"/>
-              <w:bottom w:val="single" w:sz="5" w:space="0" w:color="9CC3C6"/>
-              <w:right w:val="single" w:sz="5" w:space="0" w:color="9CC3C6"/>
-            </w:tcBorders>
-            <w:shd w:val="clear" w:color="auto" w:fill="004F59"/>
-            <w:tcMar>
-              <w:top w:w="70" w:type="dxa"/>
-              <w:left w:w="80" w:type="dxa"/>
-              <w:bottom w:w="70" w:type="dxa"/>
-              <w:right w:w="80" w:type="dxa"/>
-            </w:tcMar>
-          </w:tcPr>
-          <w:p>
-            <w:r>
-              <w:rPr>
-                <w:b/>
-                <w:color w:val="FFFFFF"/>
-                <w:sz w:val="18"/>
-              </w:rPr>
-              <w:t>Descripción breve</w:t>
-            </w:r>
-          </w:p>
-        </w:tc>
-        <w:tc>
-          <w:tcPr>
-            <w:tcW w:w="1327" w:type="pct"/>
-            <w:tcBorders>
-              <w:top w:val="single" w:sz="5" w:space="0" w:color="9CC3C6"/>
-              <w:left w:val="single" w:sz="5" w:space="0" w:color="9CC3C6"/>
-              <w:bottom w:val="single" w:sz="5" w:space="0" w:color="9CC3C6"/>
-              <w:right w:val="single" w:sz="5" w:space="0" w:color="9CC3C6"/>
-            </w:tcBorders>
-            <w:shd w:val="clear" w:color="auto" w:fill="004F59"/>
-            <w:tcMar>
-              <w:top w:w="70" w:type="dxa"/>
-              <w:left w:w="80" w:type="dxa"/>
-              <w:bottom w:w="70" w:type="dxa"/>
-              <w:right w:w="80" w:type="dxa"/>
-            </w:tcMar>
+            <w:shd w:val="clear" w:color="auto" w:fill="FFF6D8"/>
           </w:tcPr>
           <w:p>
             <w:pPr>
-              <w:jc w:val="center"/>
+              <w:rPr>
+                <w:sz w:val="24"/>
+                <w:szCs w:val="24"/>
+                <w:lang w:val="es-CR"/>
+              </w:rPr>
             </w:pPr>
             <w:r>
               <w:rPr>
                 <w:b/>
-                <w:color w:val="FFFFFF"/>
-                <w:sz w:val="18"/>
+                <w:color w:val="004F59"/>
+                <w:sz w:val="24"/>
+                <w:szCs w:val="24"/>
+                <w:lang w:val="es-CR"/>
               </w:rPr>
-              <w:t>Adjunto</w:t>
+              <w:t>Instrucción de entrega</w:t>
             </w:r>
           </w:p>
-        </w:tc>
-      </w:tr>
-      <w:tr>
-        <w:trPr>
-          <w:jc w:val="center"/>
-        </w:trPr>
-        <w:tc>
-          <w:tcPr>
-            <w:tcW w:w="1343" w:type="pct"/>
-            <w:tcBorders>
-              <w:top w:val="single" w:sz="5" w:space="0" w:color="9CC3C6"/>
-              <w:left w:val="single" w:sz="5" w:space="0" w:color="9CC3C6"/>
-              <w:bottom w:val="single" w:sz="5" w:space="0" w:color="9CC3C6"/>
-              <w:right w:val="single" w:sz="5" w:space="0" w:color="9CC3C6"/>
-            </w:tcBorders>
-            <w:shd w:val="clear" w:color="auto" w:fill="EAF5F6"/>
-            <w:tcMar>
-              <w:top w:w="70" w:type="dxa"/>
-              <w:left w:w="80" w:type="dxa"/>
-              <w:bottom w:w="70" w:type="dxa"/>
-              <w:right w:w="80" w:type="dxa"/>
-            </w:tcMar>
-            <w:vAlign w:val="center"/>
-          </w:tcPr>
-          <w:p>
-            <w:r>
-              <w:rPr>
-                <w:rFonts w:ascii="Consolas" w:hAnsi="Consolas"/>
-                <w:b/>
-                <w:color w:val="004F59"/>
-                <w:sz w:val="17"/>
-              </w:rPr>
-              <w:t>01_copia_notebook.png</w:t>
-            </w:r>
-          </w:p>
-        </w:tc>
-        <w:tc>
-          <w:tcPr>
-            <w:tcW w:w="2330" w:type="pct"/>
-            <w:tcBorders>
-              <w:top w:val="single" w:sz="5" w:space="0" w:color="9CC3C6"/>
-              <w:left w:val="single" w:sz="5" w:space="0" w:color="9CC3C6"/>
-              <w:bottom w:val="single" w:sz="5" w:space="0" w:color="9CC3C6"/>
-              <w:right w:val="single" w:sz="5" w:space="0" w:color="9CC3C6"/>
-            </w:tcBorders>
-            <w:tcMar>
-              <w:top w:w="70" w:type="dxa"/>
-              <w:left w:w="80" w:type="dxa"/>
-              <w:bottom w:w="70" w:type="dxa"/>
-              <w:right w:w="80" w:type="dxa"/>
-            </w:tcMar>
-            <w:vAlign w:val="center"/>
-          </w:tcPr>
-          <w:p>
-            <w:r>
-              <w:rPr>
-                <w:sz w:val="18"/>
-              </w:rPr>
-              <w:t>Copia personal del notebook.</w:t>
-            </w:r>
-          </w:p>
-        </w:tc>
-        <w:tc>
-          <w:tcPr>
-            <w:tcW w:w="1327" w:type="pct"/>
-            <w:tcBorders>
-              <w:top w:val="single" w:sz="5" w:space="0" w:color="9CC3C6"/>
-              <w:left w:val="single" w:sz="5" w:space="0" w:color="9CC3C6"/>
-              <w:bottom w:val="single" w:sz="5" w:space="0" w:color="9CC3C6"/>
-              <w:right w:val="single" w:sz="5" w:space="0" w:color="9CC3C6"/>
-            </w:tcBorders>
-            <w:tcMar>
-              <w:top w:w="70" w:type="dxa"/>
-              <w:left w:w="80" w:type="dxa"/>
-              <w:bottom w:w="70" w:type="dxa"/>
-              <w:right w:w="80" w:type="dxa"/>
-            </w:tcMar>
-            <w:vAlign w:val="center"/>
-          </w:tcPr>
           <w:p>
             <w:pPr>
-              <w:jc w:val="center"/>
+              <w:jc w:val="both"/>
+              <w:rPr>
+                <w:sz w:val="24"/>
+                <w:szCs w:val="24"/>
+                <w:lang w:val="es-CR"/>
+              </w:rPr>
             </w:pPr>
             <w:r>
               <w:rPr>
-                <w:color w:val="004F59"/>
                 <w:sz w:val="24"/>
+                <w:szCs w:val="24"/>
+                <w:lang w:val="es-CR"/>
               </w:rPr>
-              <w:t>☐</w:t>
-            </w:r>
-          </w:p>
-        </w:tc>
-      </w:tr>
-      <w:tr>
-        <w:trPr>
-          <w:jc w:val="center"/>
-        </w:trPr>
-        <w:tc>
-          <w:tcPr>
-            <w:tcW w:w="1343" w:type="pct"/>
-            <w:tcBorders>
-              <w:top w:val="single" w:sz="5" w:space="0" w:color="9CC3C6"/>
-              <w:left w:val="single" w:sz="5" w:space="0" w:color="9CC3C6"/>
-              <w:bottom w:val="single" w:sz="5" w:space="0" w:color="9CC3C6"/>
-              <w:right w:val="single" w:sz="5" w:space="0" w:color="9CC3C6"/>
-            </w:tcBorders>
-            <w:shd w:val="clear" w:color="auto" w:fill="EAF5F6"/>
-            <w:tcMar>
-              <w:top w:w="70" w:type="dxa"/>
-              <w:left w:w="80" w:type="dxa"/>
-              <w:bottom w:w="70" w:type="dxa"/>
-              <w:right w:w="80" w:type="dxa"/>
-            </w:tcMar>
-            <w:vAlign w:val="center"/>
-          </w:tcPr>
-          <w:p>
-            <w:r>
-              <w:rPr>
-                <w:rFonts w:ascii="Consolas" w:hAnsi="Consolas"/>
-                <w:b/>
-                <w:color w:val="004F59"/>
-                <w:sz w:val="17"/>
-              </w:rPr>
-              <w:t>02_entrega_publica</w:t>
-            </w:r>
-          </w:p>
-        </w:tc>
-        <w:tc>
-          <w:tcPr>
-            <w:tcW w:w="2330" w:type="pct"/>
-            <w:tcBorders>
-              <w:top w:val="single" w:sz="5" w:space="0" w:color="9CC3C6"/>
-              <w:left w:val="single" w:sz="5" w:space="0" w:color="9CC3C6"/>
-              <w:bottom w:val="single" w:sz="5" w:space="0" w:color="9CC3C6"/>
-              <w:right w:val="single" w:sz="5" w:space="0" w:color="9CC3C6"/>
-            </w:tcBorders>
-            <w:tcMar>
-              <w:top w:w="70" w:type="dxa"/>
-              <w:left w:w="80" w:type="dxa"/>
-              <w:bottom w:w="70" w:type="dxa"/>
-              <w:right w:w="80" w:type="dxa"/>
-            </w:tcMar>
-            <w:vAlign w:val="center"/>
-          </w:tcPr>
-          <w:p>
-            <w:r>
-              <w:rPr>
-                <w:sz w:val="18"/>
-              </w:rPr>
-              <w:t>Publicación en Colab o GitHub.</w:t>
-            </w:r>
-          </w:p>
-        </w:tc>
-        <w:tc>
-          <w:tcPr>
-            <w:tcW w:w="1327" w:type="pct"/>
-            <w:tcBorders>
-              <w:top w:val="single" w:sz="5" w:space="0" w:color="9CC3C6"/>
-              <w:left w:val="single" w:sz="5" w:space="0" w:color="9CC3C6"/>
-              <w:bottom w:val="single" w:sz="5" w:space="0" w:color="9CC3C6"/>
-              <w:right w:val="single" w:sz="5" w:space="0" w:color="9CC3C6"/>
-            </w:tcBorders>
-            <w:tcMar>
-              <w:top w:w="70" w:type="dxa"/>
-              <w:left w:w="80" w:type="dxa"/>
-              <w:bottom w:w="70" w:type="dxa"/>
-              <w:right w:w="80" w:type="dxa"/>
-            </w:tcMar>
-            <w:vAlign w:val="center"/>
-          </w:tcPr>
-          <w:p>
-            <w:pPr>
-              <w:jc w:val="center"/>
-            </w:pPr>
-            <w:r>
-              <w:rPr>
-                <w:color w:val="004F59"/>
-                <w:sz w:val="24"/>
-              </w:rPr>
-              <w:t>☐</w:t>
+              <w:t>Pegue únicamente el enlace público de su repositorio de GitHub. Antes de entregar, verifique que el enlace abra correctamente en el navegador y que el repositorio pueda consultarse sin solicitar permisos.</w:t>
             </w:r>
           </w:p>
         </w:tc>
@@ -919,15 +446,48 @@
     </w:tbl>
     <w:p>
       <w:pPr>
-        <w:spacing w:before="160" w:after="80"/>
+        <w:rPr>
+          <w:sz w:val="24"/>
+          <w:szCs w:val="24"/>
+          <w:lang w:val="es-CR"/>
+        </w:rPr>
+      </w:pPr>
+    </w:p>
+    <w:p>
+      <w:pPr>
+        <w:rPr>
+          <w:sz w:val="24"/>
+          <w:szCs w:val="24"/>
+        </w:rPr>
       </w:pPr>
       <w:r>
         <w:rPr>
           <w:b/>
           <w:color w:val="003B2F"/>
           <w:sz w:val="24"/>
+          <w:szCs w:val="24"/>
         </w:rPr>
-        <w:t>Reflexión breve</w:t>
+        <w:t xml:space="preserve">Enlace </w:t>
+      </w:r>
+      <w:proofErr w:type="spellStart"/>
+      <w:r>
+        <w:rPr>
+          <w:b/>
+          <w:color w:val="003B2F"/>
+          <w:sz w:val="24"/>
+          <w:szCs w:val="24"/>
+        </w:rPr>
+        <w:t>público</w:t>
+      </w:r>
+      <w:proofErr w:type="spellEnd"/>
+      <w:r>
+        <w:rPr>
+          <w:b/>
+          <w:color w:val="003B2F"/>
+          <w:sz w:val="24"/>
+          <w:szCs w:val="24"/>
+        </w:rPr>
+        <w:t xml:space="preserve"> de GitHub</w:t>
       </w:r>
     </w:p>
     <w:tbl>
@@ -937,7 +497,7 @@
         <w:tblLook w:val="04A0" w:firstRow="1" w:lastRow="0" w:firstColumn="1" w:lastColumn="0" w:noHBand="0" w:noVBand="1"/>
       </w:tblPr>
       <w:tblGrid>
-        <w:gridCol w:w="10454"/>
+        <w:gridCol w:w="10224"/>
       </w:tblGrid>
       <w:tr>
         <w:trPr>
@@ -945,259 +505,108 @@
         </w:trPr>
         <w:tc>
           <w:tcPr>
-            <w:tcW w:w="10454" w:type="dxa"/>
+            <w:tcW w:w="10224" w:type="dxa"/>
             <w:tcBorders>
-              <w:top w:val="single" w:sz="7" w:space="0" w:color="9CC3C6"/>
-              <w:left w:val="single" w:sz="7" w:space="0" w:color="9CC3C6"/>
-              <w:bottom w:val="single" w:sz="7" w:space="0" w:color="9CC3C6"/>
-              <w:right w:val="single" w:sz="7" w:space="0" w:color="9CC3C6"/>
+              <w:top w:val="single" w:sz="10" w:space="0" w:color="004F59"/>
+              <w:left w:val="single" w:sz="10" w:space="0" w:color="004F59"/>
+              <w:bottom w:val="single" w:sz="10" w:space="0" w:color="004F59"/>
+              <w:right w:val="single" w:sz="10" w:space="0" w:color="004F59"/>
             </w:tcBorders>
-            <w:shd w:val="clear" w:color="auto" w:fill="FFFFFF"/>
-            <w:tcMar>
-              <w:top w:w="110" w:type="dxa"/>
-              <w:left w:w="120" w:type="dxa"/>
-              <w:bottom w:w="110" w:type="dxa"/>
-              <w:right w:w="120" w:type="dxa"/>
-            </w:tcMar>
+            <w:vAlign w:val="center"/>
           </w:tcPr>
           <w:p>
-            <w:r>
+            <w:pPr>
               <w:rPr>
                 <w:i/>
-                <w:color w:val="68777B"/>
-                <w:sz w:val="18"/>
-              </w:rPr>
-              <w:t>Explique qué error, decisión o resultado fue más importante durante la resolución.</w:t>
-            </w:r>
-          </w:p>
-          <w:p>
-            <w:pPr>
-              <w:spacing w:after="20"/>
-              <w:rPr>
-                <w:color w:val="0D0D0D" w:themeColor="text1" w:themeTint="F2"/>
-                <w:sz w:val="20"/>
-                <w:szCs w:val="28"/>
+                <w:color w:val="5A5A5A"/>
+                <w:sz w:val="24"/>
+                <w:szCs w:val="24"/>
               </w:rPr>
             </w:pPr>
-            <w:r>
-              <w:rPr>
-                <w:color w:val="0D0D0D" w:themeColor="text1" w:themeTint="F2"/>
-                <w:sz w:val="20"/>
-                <w:szCs w:val="28"/>
-              </w:rPr>
-              <w:t>¿Qué validación le resultó más importante?</w:t>
-            </w:r>
-          </w:p>
-          <w:p>
-            <w:pPr>
-              <w:spacing w:after="20"/>
-              <w:rPr>
-                <w:color w:val="0D0D0D" w:themeColor="text1" w:themeTint="F2"/>
-                <w:sz w:val="20"/>
-                <w:szCs w:val="28"/>
-              </w:rPr>
-            </w:pPr>
-          </w:p>
-          <w:p>
-            <w:pPr>
-              <w:spacing w:after="20"/>
-              <w:rPr>
-                <w:color w:val="0D0D0D" w:themeColor="text1" w:themeTint="F2"/>
-                <w:sz w:val="20"/>
-                <w:szCs w:val="28"/>
-              </w:rPr>
-            </w:pPr>
-            <w:r>
-              <w:rPr>
-                <w:color w:val="0D0D0D" w:themeColor="text1" w:themeTint="F2"/>
-                <w:sz w:val="20"/>
-                <w:szCs w:val="28"/>
-              </w:rPr>
-              <w:t xml:space="preserve">  De los cuatro ejercicios realizados, la validación más importante fue la del Clasificador de Edades, ya que se necesitaba comprobar que la edad ingresada fuera un número válido, ya que de este dependía que cada persona fuera asignada correctamente a su clase de Academia Bíblicia.</w:t>
-            </w:r>
-          </w:p>
-          <w:p>
-            <w:pPr>
-              <w:spacing w:after="20"/>
-              <w:rPr>
-                <w:color w:val="0D0D0D" w:themeColor="text1" w:themeTint="F2"/>
-                <w:sz w:val="20"/>
-                <w:szCs w:val="28"/>
-              </w:rPr>
-            </w:pPr>
-            <w:r>
-              <w:rPr>
-                <w:color w:val="0D0D0D" w:themeColor="text1" w:themeTint="F2"/>
-                <w:sz w:val="20"/>
-                <w:szCs w:val="28"/>
-              </w:rPr>
-              <w:t xml:space="preserve">  </w:t>
-            </w:r>
-          </w:p>
-          <w:p>
-            <w:pPr>
-              <w:spacing w:after="20"/>
-              <w:rPr>
-                <w:color w:val="0D0D0D" w:themeColor="text1" w:themeTint="F2"/>
-                <w:sz w:val="20"/>
-                <w:szCs w:val="28"/>
-              </w:rPr>
-            </w:pPr>
-            <w:r>
-              <w:rPr>
-                <w:color w:val="0D0D0D" w:themeColor="text1" w:themeTint="F2"/>
-                <w:sz w:val="20"/>
-                <w:szCs w:val="28"/>
-              </w:rPr>
-              <w:t>- ¿Qué error encontró durante las pruebas?</w:t>
-            </w:r>
-          </w:p>
-          <w:p>
-            <w:pPr>
-              <w:spacing w:after="20"/>
-              <w:rPr>
-                <w:color w:val="0D0D0D" w:themeColor="text1" w:themeTint="F2"/>
-                <w:sz w:val="20"/>
-                <w:szCs w:val="28"/>
-              </w:rPr>
-            </w:pPr>
-          </w:p>
-          <w:p>
-            <w:pPr>
-              <w:spacing w:after="20"/>
-              <w:rPr>
-                <w:color w:val="0D0D0D" w:themeColor="text1" w:themeTint="F2"/>
-                <w:sz w:val="20"/>
-                <w:szCs w:val="28"/>
-              </w:rPr>
-            </w:pPr>
-            <w:r>
-              <w:rPr>
-                <w:color w:val="0D0D0D" w:themeColor="text1" w:themeTint="F2"/>
-                <w:sz w:val="20"/>
-                <w:szCs w:val="28"/>
-              </w:rPr>
-              <w:t xml:space="preserve">  Las condiciones o rangos de edad, precios, compras, facturas erróneas provocaban que se le asignara la clase, propina o descuento incorrecto; por eso, era importante ir probando (prueba-error) para verificar que cada condición era la que queríamos lograr.</w:t>
-            </w:r>
-          </w:p>
-          <w:p>
-            <w:pPr>
-              <w:spacing w:after="20"/>
-              <w:rPr>
-                <w:color w:val="0D0D0D" w:themeColor="text1" w:themeTint="F2"/>
-                <w:sz w:val="20"/>
-                <w:szCs w:val="28"/>
-              </w:rPr>
-            </w:pPr>
-            <w:r>
-              <w:rPr>
-                <w:color w:val="0D0D0D" w:themeColor="text1" w:themeTint="F2"/>
-                <w:sz w:val="20"/>
-                <w:szCs w:val="28"/>
-              </w:rPr>
-              <w:t xml:space="preserve">  Otro error fue la mala sintaxis a la hora de dar una orden al programa, por lo que a la hora de probarlo, el programa "rebotaba".</w:t>
-            </w:r>
-          </w:p>
-          <w:p>
-            <w:pPr>
-              <w:spacing w:after="20"/>
-              <w:rPr>
-                <w:color w:val="0D0D0D" w:themeColor="text1" w:themeTint="F2"/>
-                <w:sz w:val="20"/>
-                <w:szCs w:val="28"/>
-              </w:rPr>
-            </w:pPr>
-          </w:p>
-          <w:p>
-            <w:pPr>
-              <w:spacing w:after="20"/>
-              <w:rPr>
-                <w:color w:val="0D0D0D" w:themeColor="text1" w:themeTint="F2"/>
-                <w:sz w:val="20"/>
-                <w:szCs w:val="28"/>
-              </w:rPr>
-            </w:pPr>
-            <w:r>
-              <w:rPr>
-                <w:color w:val="0D0D0D" w:themeColor="text1" w:themeTint="F2"/>
-                <w:sz w:val="20"/>
-                <w:szCs w:val="28"/>
-              </w:rPr>
-              <w:t>- ¿Cómo mejoró la limpieza del código la calidad del programa?</w:t>
-            </w:r>
-          </w:p>
-          <w:p>
-            <w:pPr>
-              <w:spacing w:after="20"/>
-              <w:rPr>
-                <w:color w:val="0D0D0D" w:themeColor="text1" w:themeTint="F2"/>
-                <w:sz w:val="20"/>
-                <w:szCs w:val="28"/>
-              </w:rPr>
-            </w:pPr>
-          </w:p>
-          <w:p>
-            <w:pPr>
-              <w:spacing w:after="20"/>
-              <w:rPr>
-                <w:color w:val="0D0D0D" w:themeColor="text1" w:themeTint="F2"/>
-                <w:sz w:val="20"/>
-                <w:szCs w:val="28"/>
-              </w:rPr>
-            </w:pPr>
-            <w:r>
-              <w:rPr>
-                <w:color w:val="0D0D0D" w:themeColor="text1" w:themeTint="F2"/>
-                <w:sz w:val="20"/>
-                <w:szCs w:val="28"/>
-              </w:rPr>
-              <w:t xml:space="preserve">  Permite a organizar mejor las condiciones y a la vez, facilitar la lectura y comprensión del mismo código. Esto, ayuda a identificar más </w:t>
-            </w:r>
-            <w:r>
-              <w:rPr>
-                <w:color w:val="0D0D0D" w:themeColor="text1" w:themeTint="F2"/>
-                <w:sz w:val="20"/>
-                <w:szCs w:val="28"/>
-              </w:rPr>
-              <w:t>fácilmente</w:t>
-            </w:r>
-            <w:r>
-              <w:rPr>
-                <w:color w:val="0D0D0D" w:themeColor="text1" w:themeTint="F2"/>
-                <w:sz w:val="20"/>
-                <w:szCs w:val="28"/>
-              </w:rPr>
-              <w:t xml:space="preserve"> los posibles problemas, errores, pero a su vez, facilitó el asignar propina, tipo de número, clase y descuento de una manera relativamente sencilla, clara y confiable.</w:t>
-            </w:r>
-          </w:p>
-          <w:p>
-            <w:pPr>
-              <w:spacing w:after="20"/>
-              <w:rPr>
-                <w:color w:val="B0B0B0"/>
-                <w:sz w:val="16"/>
-              </w:rPr>
-            </w:pPr>
-          </w:p>
-          <w:p>
-            <w:pPr>
-              <w:spacing w:after="20"/>
-            </w:pPr>
+            <w:hyperlink r:id="rId8" w:history="1">
+              <w:r>
+                <w:rPr>
+                  <w:rStyle w:val="Hipervnculo"/>
+                  <w:i/>
+                  <w:sz w:val="24"/>
+                  <w:szCs w:val="24"/>
+                </w:rPr>
+                <w:t>Programacion-2026/semana_05 at ma</w:t>
+              </w:r>
+              <w:r>
+                <w:rPr>
+                  <w:rStyle w:val="Hipervnculo"/>
+                  <w:i/>
+                  <w:sz w:val="24"/>
+                  <w:szCs w:val="24"/>
+                </w:rPr>
+                <w:t xml:space="preserve">in · </w:t>
+              </w:r>
+              <w:proofErr w:type="spellStart"/>
+              <w:r>
+                <w:rPr>
+                  <w:rStyle w:val="Hipervnculo"/>
+                  <w:i/>
+                  <w:sz w:val="24"/>
+                  <w:szCs w:val="24"/>
+                </w:rPr>
+                <w:t>DanesMM</w:t>
+              </w:r>
+              <w:proofErr w:type="spellEnd"/>
+              <w:r>
+                <w:rPr>
+                  <w:rStyle w:val="Hipervnculo"/>
+                  <w:i/>
+                  <w:sz w:val="24"/>
+                  <w:szCs w:val="24"/>
+                </w:rPr>
+                <w:t>/Programacion-2026</w:t>
+              </w:r>
+            </w:hyperlink>
           </w:p>
         </w:tc>
       </w:tr>
     </w:tbl>
     <w:p>
       <w:pPr>
-        <w:spacing w:after="0"/>
+        <w:rPr>
+          <w:sz w:val="24"/>
+          <w:szCs w:val="24"/>
+        </w:rPr>
       </w:pPr>
     </w:p>
-    <w:p/>
+    <w:p>
+      <w:pPr>
+        <w:jc w:val="center"/>
+        <w:rPr>
+          <w:lang w:val="es-CR"/>
+        </w:rPr>
+      </w:pPr>
+      <w:r>
+        <w:rPr>
+          <w:b/>
+          <w:color w:val="004F59"/>
+          <w:sz w:val="24"/>
+          <w:szCs w:val="24"/>
+          <w:lang w:val="es-CR"/>
+        </w:rPr>
+        <w:t xml:space="preserve">Importante: no entregue capturas de pantalla </w:t>
+      </w:r>
+      <w:r>
+        <w:rPr>
+          <w:b/>
+          <w:color w:val="004F59"/>
+          <w:sz w:val="19"/>
+          <w:lang w:val="es-CR"/>
+        </w:rPr>
+        <w:t>ni enlaces privados; únicamente el enlace público funcional.</w:t>
+      </w:r>
+    </w:p>
     <w:sectPr>
-      <w:headerReference w:type="default" r:id="rId10"/>
-      <w:footerReference w:type="default" r:id="rId11"/>
+      <w:headerReference w:type="default" r:id="rId9"/>
+      <w:footerReference w:type="default" r:id="rId10"/>
       <w:pgSz w:w="12240" w:h="15840"/>
-      <w:pgMar w:top="691" w:right="893" w:bottom="691" w:left="893" w:header="720" w:footer="720" w:gutter="0"/>
+      <w:pgMar w:top="792" w:right="1008" w:bottom="792" w:left="1008" w:header="720" w:footer="720" w:gutter="0"/>
       <w:cols w:space="720"/>
       <w:docGrid w:linePitch="360"/>
     </w:sectPr>
@@ -1235,32 +644,18 @@
   <w:p>
     <w:pPr>
       <w:pStyle w:val="Piedepgina"/>
-      <w:jc w:val="right"/>
+      <w:jc w:val="center"/>
+      <w:rPr>
+        <w:lang w:val="es-CR"/>
+      </w:rPr>
     </w:pPr>
     <w:r>
       <w:rPr>
-        <w:color w:val="666666"/>
+        <w:color w:val="5A5A5A"/>
         <w:sz w:val="16"/>
-      </w:rPr>
-      <w:t xml:space="preserve">Página </w:t>
-    </w:r>
-    <w:r>
-      <w:fldChar w:fldCharType="begin"/>
-    </w:r>
-    <w:r>
-      <w:instrText>PAGE</w:instrText>
-    </w:r>
-    <w:r>
-      <w:fldChar w:fldCharType="separate"/>
-    </w:r>
-    <w:r>
-      <w:rPr>
-        <w:noProof/>
-      </w:rPr>
-      <w:t>1</w:t>
-    </w:r>
-    <w:r>
-      <w:fldChar w:fldCharType="end"/>
+        <w:lang w:val="es-CR"/>
+      </w:rPr>
+      <w:t>Fundamentos de Python | Semana 5 | Prof. Andrés Mena Abarca</w:t>
     </w:r>
   </w:p>
 </w:ftr>
@@ -1293,23 +688,7 @@
 
 <file path=word/header1.xml><?xml version="1.0" encoding="utf-8"?>
 <w:hdr xmlns:wpc="http://schemas.microsoft.com/office/word/2010/wordprocessingCanvas" xmlns:cx="http://schemas.microsoft.com/office/drawing/2014/chartex" xmlns:cx1="http://schemas.microsoft.com/office/drawing/2015/9/8/chartex" xmlns:cx2="http://schemas.microsoft.com/office/drawing/2015/10/21/chartex" xmlns:cx3="http://schemas.microsoft.com/office/drawing/2016/5/9/chartex" xmlns:cx4="http://schemas.microsoft.com/office/drawing/2016/5/10/chartex" xmlns:cx5="http://schemas.microsoft.com/office/drawing/2016/5/11/chartex" xmlns:cx6="http://schemas.microsoft.com/office/drawing/2016/5/12/chartex" xmlns:cx7="http://schemas.microsoft.com/office/drawing/2016/5/13/chartex" xmlns:cx8="http://schemas.microsoft.com/office/drawing/2016/5/14/chartex" xmlns:mc="http://schemas.openxmlformats.org/markup-compatibility/2006" xmlns:aink="http://schemas.microsoft.com/office/drawing/2016/ink" xmlns:am3d="http://schemas.microsoft.com/office/drawing/2017/model3d" xmlns:o="urn:schemas-microsoft-com:office:office" xmlns:oel="http://schemas.microsoft.com/office/2019/extlst" xmlns:r="http://schemas.openxmlformats.org/officeDocument/2006/relationships" xmlns:m="http://schemas.openxmlformats.org/officeDocument/2006/math" xmlns:v="urn:schemas-microsoft-com:vml" xmlns:wp14="http://schemas.microsoft.com/office/word/2010/wordprocessingDrawing" xmlns:wp="http://schemas.openxmlformats.org/drawingml/2006/wordprocessingDrawing" xmlns:w10="urn:schemas-microsoft-com:office:word" xmlns:w="http://schemas.openxmlformats.org/wordprocessingml/2006/main" xmlns:w14="http://schemas.microsoft.com/office/word/2010/wordml" xmlns:w15="http://schemas.microsoft.com/office/word/2012/wordml" xmlns:w16cex="http://schemas.microsoft.com/office/word/2018/wordml/cex" xmlns:w16cid="http://schemas.microsoft.com/office/word/2016/wordml/cid" xmlns:w16="http://schemas.microsoft.com/office/word/2018/wordml" xmlns:w16du="http://schemas.microsoft.com/office/word/2023/wordml/word16du" xmlns:w16sdtdh="http://schemas.microsoft.com/office/word/2020/wordml/sdtdatahash" xmlns:w16sdtfl="http://schemas.microsoft.com/office/word/2024/wordml/sdtformatlock" xmlns:w16se="http://schemas.microsoft.com/office/word/2015/wordml/symex" xmlns:wpg="http://schemas.microsoft.com/office/word/2010/wordprocessingGroup" xmlns:wpi="http://schemas.microsoft.com/office/word/2010/wordprocessingInk" xmlns:wne="http://schemas.microsoft.com/office/word/2006/wordml" xmlns:wps="http://schemas.microsoft.com/office/word/2010/wordprocessingShape" mc:Ignorable="w14 w15 w16se w16cid w16 w16cex w16sdtdh w16sdtfl w16du wp14">
-  <w:p>
-    <w:pPr>
-      <w:pStyle w:val="Encabezado"/>
-      <w:jc w:val="center"/>
-      <w:rPr>
-        <w:lang w:val="es-ES"/>
-      </w:rPr>
-    </w:pPr>
-    <w:r>
-      <w:rPr>
-        <w:color w:val="004F59"/>
-        <w:sz w:val="17"/>
-        <w:lang w:val="es-ES"/>
-      </w:rPr>
-      <w:t>Fundamentos de Python | Actividad Semana 4 | Prof. Andrés Mena Abarca</w:t>
-    </w:r>
-  </w:p>
+  <w:p/>
 </w:hdr>
 </file>
 
@@ -1486,31 +865,31 @@
       </w:rPr>
     </w:lvl>
   </w:abstractNum>
-  <w:num w:numId="1" w16cid:durableId="1393117259">
+  <w:num w:numId="1" w16cid:durableId="1715033370">
     <w:abstractNumId w:val="8"/>
   </w:num>
-  <w:num w:numId="2" w16cid:durableId="449670840">
+  <w:num w:numId="2" w16cid:durableId="1591232970">
     <w:abstractNumId w:val="6"/>
   </w:num>
-  <w:num w:numId="3" w16cid:durableId="1407386021">
+  <w:num w:numId="3" w16cid:durableId="1253398505">
     <w:abstractNumId w:val="5"/>
   </w:num>
-  <w:num w:numId="4" w16cid:durableId="1685128950">
+  <w:num w:numId="4" w16cid:durableId="845943339">
     <w:abstractNumId w:val="4"/>
   </w:num>
-  <w:num w:numId="5" w16cid:durableId="303121036">
+  <w:num w:numId="5" w16cid:durableId="663357276">
     <w:abstractNumId w:val="7"/>
   </w:num>
-  <w:num w:numId="6" w16cid:durableId="1070543974">
+  <w:num w:numId="6" w16cid:durableId="875702530">
     <w:abstractNumId w:val="3"/>
   </w:num>
-  <w:num w:numId="7" w16cid:durableId="819155468">
+  <w:num w:numId="7" w16cid:durableId="1638804464">
     <w:abstractNumId w:val="2"/>
   </w:num>
-  <w:num w:numId="8" w16cid:durableId="1653102968">
+  <w:num w:numId="8" w16cid:durableId="589974876">
     <w:abstractNumId w:val="1"/>
   </w:num>
-  <w:num w:numId="9" w16cid:durableId="536432165">
+  <w:num w:numId="9" w16cid:durableId="1235362166">
     <w:abstractNumId w:val="0"/>
   </w:num>
 </w:numbering>
@@ -1908,8 +1287,7 @@
     <w:rsid w:val="00FC693F"/>
     <w:rPr>
       <w:rFonts w:ascii="Arial" w:hAnsi="Arial"/>
-      <w:sz w:val="19"/>
-      <w:lang w:val="es-419"/>
+      <w:sz w:val="21"/>
     </w:rPr>
   </w:style>
   <w:style w:type="paragraph" w:styleId="Ttulo1">
@@ -12905,7 +12283,7 @@
     <w:basedOn w:val="Fuentedeprrafopredeter"/>
     <w:uiPriority w:val="99"/>
     <w:unhideWhenUsed/>
-    <w:rsid w:val="00AE3D26"/>
+    <w:rsid w:val="0016734B"/>
     <w:rPr>
       <w:color w:val="0000FF" w:themeColor="hyperlink"/>
       <w:u w:val="single"/>
@@ -12917,10 +12295,22 @@
     <w:uiPriority w:val="99"/>
     <w:semiHidden/>
     <w:unhideWhenUsed/>
-    <w:rsid w:val="00AE3D26"/>
+    <w:rsid w:val="0016734B"/>
     <w:rPr>
       <w:color w:val="605E5C"/>
       <w:shd w:val="clear" w:color="auto" w:fill="E1DFDD"/>
+    </w:rPr>
+  </w:style>
+  <w:style w:type="character" w:styleId="Hipervnculovisitado">
+    <w:name w:val="FollowedHyperlink"/>
+    <w:basedOn w:val="Fuentedeprrafopredeter"/>
+    <w:uiPriority w:val="99"/>
+    <w:semiHidden/>
+    <w:unhideWhenUsed/>
+    <w:rsid w:val="0016734B"/>
+    <w:rPr>
+      <w:color w:val="800080" w:themeColor="followedHyperlink"/>
+      <w:u w:val="single"/>
     </w:rPr>
   </w:style>
 </w:styles>
